--- a/docs/reference/DigitalCardBox User Journey and Economics.docx
+++ b/docs/reference/DigitalCardBox User Journey and Economics.docx
@@ -17,7 +17,7 @@
     </w:p>
     <w:p>
       <w:r>
-        <w:t>11 October 2026  |  United States MVP planning scenario</w:t>
+        <w:t xml:space="preserve">13 October 2026  |  United States MVP planning scenario</w:t>
       </w:r>
     </w:p>
     <w:p>
@@ -3396,7 +3396,7 @@
     </w:p>
     <w:p>
       <w:r>
-        <w:t>[1] Planning baseline coordinated with DigitalCardBox MVP Timeline, System Design and Flowcharts, Executive Summary, and Financial Summary, 11 October 2026.</w:t>
+        <w:t xml:space="preserve">[1] Planning baseline coordinated with DigitalCardBox MVP Timeline, System Design and Flowcharts, Executive Summary, and Financial Summary, 13 October 2026.</w:t>
       </w:r>
     </w:p>
     <w:p>
@@ -3776,6 +3776,39 @@
         <w:t>The copied event link never exposes the host dashboard or bank details. The public gift page lists only confirmed enabled services and shows the full host approved payee identifier for the guest-selected service; Zelle email or phone is visible to givers and should be a dedicated address or number if privacy matters. The guest must compare the payment app recipient with the intended host. Changing one destination pauses only that service until fresh host authentication, review and a change alert; other confirmed services remain available. A guest switch resets their payee acknowledgment. Store the selected service and exact destination ID/version displayed with the gift intent. Host and guest may still make mistakes, and legal copy cannot waive responsibility for an app defect. Counsel should approve the final terms. The 100-gift economics remain illustrative; one-off pages may have fewer givers.</w:t>
       </w:r>
     </w:p>
+    <w:p>
+      <w:pPr>
+        <w:pStyle w:val="Heading1"/>
+      </w:pPr>
+      <w:r>
+        <w:t xml:space="preserve">Database design and delivery update — 13 October 2026</w:t>
+      </w:r>
+    </w:p>
+    <w:p>
+      <w:r>
+        <w:t xml:space="preserve">Canonical decisions: docs/specs/DATA_MODEL.md and ADR 0005. Use one managed PostgreSQL database per environment with private object storage for photos and exports. Evaluate Supabase first; actual provider, version, identity integration and connection adapter remain subject to the ADR 0001 deployment spike. No database/service is provisioned by this planning change.</w:t>
+      </w:r>
+    </w:p>
+    <w:p>
+      <w:r>
+        <w:t xml:space="preserve">Store one provider-linked customer identity, anonymous event-scoped guests separate from expiring sessions, unified note/card submissions, explicit consent and moderation history, immutable encrypted gift destination versions, external intent/activity and private book snapshots/exports. Module boundaries remain public contracts with scoped relational keys and short shared transactions. Outbox and deduplication protect accepted writes and host alerts.</w:t>
+      </w:r>
+    </w:p>
+    <w:p>
+      <w:r>
+        <w:t xml:space="preserve">External gift activity is unconfirmed unless the host marks a checked receipt; neither a handoff nor a guest report proves payment. Future premium purchase transactions belong to Billing orders/attempts/verified events/entitlements/refunds. Approved integrated gift processing has a separate Gifts ledger/payout/reconciliation design and requires a new provider-approved ADR.</w:t>
+      </w:r>
+    </w:p>
+    <w:p>
+      <w:r>
+        <w:t xml:space="preserve">The detailed backlog now has 180 October hours across 54 stories: previous 156 hours plus 24 explicit database-foundation hours in DCB-E18. Weekly totals are 72/54/54, so October 31 requires capacity replanning. The prior 114–157 October and 126–192 broader-pilot ranges are historical; the provisional broader pilot is 192–215 hours (180 + prior 12–35 follow-on allowance), pending overlap review. Do not add the old aggregate database allowance again. The fixed one-time $500 development arrangement and vendor-price assumptions are unchanged.</w:t>
+      </w:r>
+    </w:p>
+    <w:p>
+      <w:r>
+        <w:t xml:space="preserve">Existing feature stories own behavior; existing Security stories own encryption and tested database/media restore, published retention and a manual deletion runbook. Database design alone is not implementation or verified transaction history. Guest intake closure does not delete private CardVault records or promise indefinite hosting. Automated deletion and future checkout remain Post-MVP.</w:t>
+      </w:r>
+    </w:p>
     <w:sectPr>
       <w:footerReference w:type="default" r:id="rId9"/>
       <w:pgSz w:w="12240" w:h="15840"/>

--- a/docs/reference/DigitalCardBox User Journey and Economics.docx
+++ b/docs/reference/DigitalCardBox User Journey and Economics.docx
@@ -3781,6 +3781,83 @@
         <w:pStyle w:val="Heading1"/>
       </w:pPr>
       <w:r>
+        <w:t xml:space="preserve">UI presentation update – 13 October 2026</w:t>
+      </w:r>
+    </w:p>
+    <w:p>
+      <w:r>
+        <w:t xml:space="preserve">The sample UI now follows the founder-supplied Margot reference (https://demo.17thavenuedesigns.com/margot/): blush backgrounds, white editorial panels, the supplied company logo centered in the header, three photographic entry points, and an introductory sidebar. The shared palette is #F9F3F2, #EADCD9, #DFCAC4, #CAA79E and #222222. Forum headings, Montserrat labels and Hanken Grotesk body text use locally hosted open-license fonts. The reference script font, Miss Noteworthy, requires a licensed webfont; La Belle Aurore is the temporary fallback.</w:t>
+      </w:r>
+    </w:p>
+    <w:p>
+      <w:r>
+        <w:t xml:space="preserve">Home, Guest, Host, About and Contact use direct page URLs. The complete clickable concept keeps its guest and host flows with the same visual theme. Notes and gifts remain independent; demo destinations are visibly sample-only, service switching resets recipient acknowledgment, and no handoff proves payment. This presentation update does not decide the production server stack or replace the MVP release gates.</w:t>
+      </w:r>
+    </w:p>
+    <w:p>
+      <w:r>
+        <w:t xml:space="preserve">The Contact page lists Support Email: support@digitalcardbox.com and General Info: info@digitalcardbox.com as email links. Its validated form prepares a local copyable draft: support and guest-experience topics go to Support, while general questions, hosting and feedback go to General Info. Visitors can open the draft in their own email app to review and send it. Preparing a draft does not deliver or persist a message. Canonical presentation details are in docs/specs/UI_DESIGN.md; product, security and event-window decisions remain in their existing specifications.</w:t>
+      </w:r>
+    </w:p>
+    <w:p>
+      <w:pPr>
+        <w:pStyle w:val="Heading1"/>
+      </w:pPr>
+      <w:r>
+        <w:t xml:space="preserve">Additional host event choices – 13 October 2026</w:t>
+      </w:r>
+    </w:p>
+    <w:p>
+      <w:r>
+        <w:t xml:space="preserve">The host setup dropdown retains Wedding, Other dated event and One-off occasion. Added choices are Gender reveal parties; Sip and sees; First Communions / Confirmations; Debutante balls / Cotillions; Proms (and pre-prom parties); College Decision Day; Bridal showers; Bachelor and bachelorette parties; Rehearsal dinners; Housewarming parties; Retirement parties; Career promotions / Professional graduations; Bat Mitzvahs; and Wakes / Celebrations of Life.</w:t>
+      </w:r>
+    </w:p>
+    <w:p>
+      <w:r>
+        <w:t xml:space="preserve">Each added choice uses the existing dated non-wedding lifecycle, with notes, cards, photos and gifts closing at day 90. Only Wedding can retain gifts through month 12; wedding-related parties do not inherit that extension. One-off occasion remains bounded by a chosen close date within 90 days of publication. Selected event labels appear in the sample setup summary and guest landing; wakes and celebrations of life use remembrance wording. The demo still provides no production event validation or payment verification. Canonical choices are recorded in docs/specs/PRODUCT.md.</w:t>
+      </w:r>
+    </w:p>
+    <w:p>
+      <w:pPr>
+        <w:pStyle w:val="Heading1"/>
+      </w:pPr>
+      <w:r>
+        <w:t xml:space="preserve">Customer-facing About overview – 13 October 2026</w:t>
+      </w:r>
+    </w:p>
+    <w:p>
+      <w:r>
+        <w:t xml:space="preserve">Celebrate simply. Keep what matters. DigitalCardBox is being built to bring the warmth of traditional greeting cards into a simpler, mobile-friendly celebration experience. The broader vision connects elegant digital invitations, personal e-cards and optional cash gifting. Hosts share an event link or QR, guests leave meaningful messages from wherever they are, and a planned private CardVault keeps kind words and consented memories together after the occasion.</w:t>
+      </w:r>
+    </w:p>
+    <w:p>
+      <w:r>
+        <w:t xml:space="preserve">The About page emphasizes fewer last-minute card runs, ATM stops and envelopes to manage, with more time for the people who matter. Gifts remain optional and use host-enabled external services. The customer introduction describes a preview and broader vision, not a release claim: it makes no promise of permanent archiving, guaranteed security, integrated transfers or an available native mobile app. October release scope and acceptance gates are unchanged.</w:t>
+      </w:r>
+    </w:p>
+    <w:p>
+      <w:pPr>
+        <w:pStyle w:val="Heading1"/>
+      </w:pPr>
+      <w:r>
+        <w:t xml:space="preserve">Company logo placement – 13 October 2026</w:t>
+      </w:r>
+    </w:p>
+    <w:p>
+      <w:r>
+        <w:t xml:space="preserve">The founder-supplied IMG_8033.heic logo is displayed in the shared header and a smaller footer on Home, Guest, Host, About, Contact and the full clickable demo. Both placements link home and include meaningful alternative text. The original envelope-and-box artwork, Digital Card Box lettering and Elevating events &amp; memories tagline are retained in a lossless PNG conversion. A CSS viewport hides the outer screenshot framing without changing the bitmap. A simplified envelope-and-box symbol serves as the browser-tab icon.</w:t>
+      </w:r>
+    </w:p>
+    <w:p>
+      <w:r>
+        <w:t xml:space="preserve">The company logo replaces the provisional script text wordmark. The supplied Margot-inspired colors and page typography remain; decorative script accents keep their existing fallback. Avoid additional company marks in guest cards, personal messages, forms and book entries, so the experience stays focused on each host and celebration. Placement and asset details are recorded in docs/specs/UI_DESIGN.md.</w:t>
+      </w:r>
+    </w:p>
+    <w:p>
+      <w:pPr>
+        <w:pStyle w:val="Heading1"/>
+      </w:pPr>
+      <w:r>
         <w:t xml:space="preserve">Database design and delivery update — 13 October 2026</w:t>
       </w:r>
     </w:p>
